--- a/文档/软件设计规格说明书.docx
+++ b/文档/软件设计规格说明书.docx
@@ -62,49 +62,43 @@
           <w:b/>
           <w:lang w:eastAsia="zh-CN"/>
         </w:rPr>
-        <w:t>日期：</w:t>
+        <w:t>日期：2026年10月9日</w:t>
       </w:r>
       <w:r>
         <w:rPr>
           <w:b/>
           <w:lang w:eastAsia="zh-CN"/>
         </w:rPr>
-        <w:t>2026</w:t>
       </w:r>
       <w:r>
         <w:rPr>
           <w:b/>
           <w:lang w:eastAsia="zh-CN"/>
         </w:rPr>
-        <w:t>年</w:t>
       </w:r>
       <w:r>
         <w:rPr>
           <w:b/>
           <w:lang w:eastAsia="zh-CN"/>
         </w:rPr>
-        <w:t>9</w:t>
       </w:r>
       <w:r>
         <w:rPr>
           <w:b/>
           <w:lang w:eastAsia="zh-CN"/>
         </w:rPr>
-        <w:t>月</w:t>
       </w:r>
       <w:r>
         <w:rPr>
           <w:b/>
           <w:lang w:eastAsia="zh-CN"/>
         </w:rPr>
-        <w:t>18</w:t>
       </w:r>
       <w:r>
         <w:rPr>
           <w:b/>
           <w:lang w:eastAsia="zh-CN"/>
         </w:rPr>
-        <w:t>日</w:t>
       </w:r>
     </w:p>
     <w:p>
@@ -659,6 +653,63 @@
           </w:p>
         </w:tc>
       </w:tr>
+      <w:tr>
+        <w:tc>
+          <w:tcPr>
+            <w:tcW w:type="dxa" w:w="1728"/>
+          </w:tcPr>
+          <w:p>
+            <w:r/>
+            <w:r>
+              <w:t>6</w:t>
+            </w:r>
+          </w:p>
+        </w:tc>
+        <w:tc>
+          <w:tcPr>
+            <w:tcW w:type="dxa" w:w="1728"/>
+          </w:tcPr>
+          <w:p>
+            <w:r/>
+            <w:r>
+              <w:t>10.9</w:t>
+            </w:r>
+          </w:p>
+        </w:tc>
+        <w:tc>
+          <w:tcPr>
+            <w:tcW w:type="dxa" w:w="1472"/>
+          </w:tcPr>
+          <w:p>
+            <w:r/>
+            <w:r>
+              <w:t>吕弘罡</w:t>
+            </w:r>
+          </w:p>
+        </w:tc>
+        <w:tc>
+          <w:tcPr>
+            <w:tcW w:type="dxa" w:w="1984"/>
+          </w:tcPr>
+          <w:p>
+            <w:r/>
+            <w:r>
+              <w:t>补充拍卖、换物、AI估价、购物车、订单、搜索等模块设计</w:t>
+            </w:r>
+          </w:p>
+        </w:tc>
+        <w:tc>
+          <w:tcPr>
+            <w:tcW w:type="dxa" w:w="1728"/>
+          </w:tcPr>
+          <w:p>
+            <w:r/>
+            <w:r>
+              <w:t>1.5</w:t>
+            </w:r>
+          </w:p>
+        </w:tc>
+      </w:tr>
     </w:tbl>
     <w:p>
       <w:pPr>
@@ -914,38 +965,32 @@
           <w:b/>
           <w:lang w:eastAsia="zh-CN"/>
         </w:rPr>
-        <w:lastRenderedPageBreak/>
-        <w:t>项目需求概述</w:t>
-      </w:r>
-      <w:r>
-        <w:rPr>
-          <w:lang w:eastAsia="zh-CN"/>
-        </w:rPr>
-        <w:t>：构建集「闲置发布、分类浏览、搜索、</w:t>
-      </w:r>
-      <w:r>
-        <w:rPr>
-          <w:lang w:eastAsia="zh-CN"/>
-        </w:rPr>
-        <w:t xml:space="preserve">AI </w:t>
-      </w:r>
-      <w:r>
-        <w:rPr>
-          <w:lang w:eastAsia="zh-CN"/>
-        </w:rPr>
-        <w:t>估价、购物车、在线交易、拍卖竞拍、以物换物、同城服务、信用评价、售后保障、碳积分」于一体的二手物品交易平台。第一轮迭代已实现：用户注册登录（</w:t>
-      </w:r>
-      <w:r>
-        <w:rPr>
-          <w:lang w:eastAsia="zh-CN"/>
-        </w:rPr>
-        <w:t xml:space="preserve">JWT </w:t>
-      </w:r>
-      <w:r>
-        <w:rPr>
-          <w:lang w:eastAsia="zh-CN"/>
-        </w:rPr>
-        <w:t>鉴权）、浏览足迹，以及「服务」模块（回收、鉴定、维修、清洗、租赁、跑腿预约）。</w:t>
+        <w:t>项目需求概述：构建集「闲置发布、分类浏览、搜索、AI 智能估价、购物车、在线交易、拍卖竞拍、以物换物、同城服务、信用评价、售后保障、碳积分」于一体的二手物品交易平台。已完成多轮迭代，实现：用户注册登录（JWT 鉴权）、浏览足迹、商品发布与详情、分类浏览、关键词搜索、购物车、订单支付、售后申请、信用评价、同城服务预约、拍卖竞拍、以物换物、AI 智能估价、碳积分、管理后台等核心功能。</w:t>
+      </w:r>
+      <w:r>
+        <w:rPr>
+          <w:lang w:eastAsia="zh-CN"/>
+        </w:rPr>
+      </w:r>
+      <w:r>
+        <w:rPr>
+          <w:lang w:eastAsia="zh-CN"/>
+        </w:rPr>
+      </w:r>
+      <w:r>
+        <w:rPr>
+          <w:lang w:eastAsia="zh-CN"/>
+        </w:rPr>
+      </w:r>
+      <w:r>
+        <w:rPr>
+          <w:lang w:eastAsia="zh-CN"/>
+        </w:rPr>
+      </w:r>
+      <w:r>
+        <w:rPr>
+          <w:lang w:eastAsia="zh-CN"/>
+        </w:rPr>
       </w:r>
     </w:p>
     <w:p>
@@ -2002,35 +2047,17 @@
         <w:rPr>
           <w:rFonts w:ascii="Courier" w:hAnsi="Courier"/>
         </w:rPr>
-        <w:t>api/</w:t>
-      </w:r>
-      <w:r>
-        <w:t>：</w:t>
-      </w:r>
-      <w:r>
-        <w:t>ApiConfig</w:t>
-      </w:r>
-      <w:r>
-        <w:t>（地址配置）、</w:t>
-      </w:r>
-      <w:r>
-        <w:t>UserApi</w:t>
-      </w:r>
-      <w:r>
-        <w:t>、</w:t>
-      </w:r>
-      <w:r>
-        <w:t>FootprintApi</w:t>
-      </w:r>
-      <w:r>
-        <w:t>、</w:t>
-      </w:r>
-      <w:r>
-        <w:t>ServiceApi</w:t>
-      </w:r>
-      <w:r>
-        <w:t>（服务模块接口）</w:t>
-      </w:r>
+        <w:t>api/：ApiConfig（地址配置）、UserApi、GoodsApi、CategoryApi、CartApi、OrderApi、AuctionApi、ExchangeApi、AiApi、ServiceApi、FootprintApi、AfterSaleApi、CreditApi、AdminApi（各模块接口封装）</w:t>
+      </w:r>
+      <w:r/>
+      <w:r/>
+      <w:r/>
+      <w:r/>
+      <w:r/>
+      <w:r/>
+      <w:r/>
+      <w:r/>
+      <w:r/>
     </w:p>
     <w:p>
       <w:pPr>
@@ -2301,26 +2328,14 @@
         <w:rPr>
           <w:rFonts w:ascii="Courier" w:hAnsi="Courier"/>
         </w:rPr>
-        <w:t>controller/</w:t>
-      </w:r>
-      <w:r>
-        <w:t>：</w:t>
-      </w:r>
-      <w:r>
-        <w:t>UserController</w:t>
-      </w:r>
-      <w:r>
-        <w:t>、</w:t>
-      </w:r>
-      <w:r>
-        <w:t>FootprintController</w:t>
-      </w:r>
-      <w:r>
-        <w:t>、</w:t>
-      </w:r>
-      <w:r>
-        <w:t>ServiceController</w:t>
-      </w:r>
+        <w:t>controller/：UserController、GoodsController、CategoryController、CartController、OrderController、AuctionController、ExchangeController、AiController、ServiceController、FootprintController、AfterSaleController、UploadController、AdminController</w:t>
+      </w:r>
+      <w:r/>
+      <w:r/>
+      <w:r/>
+      <w:r/>
+      <w:r/>
+      <w:r/>
     </w:p>
     <w:p>
       <w:pPr>
@@ -2332,26 +2347,14 @@
         <w:rPr>
           <w:rFonts w:ascii="Courier" w:hAnsi="Courier"/>
         </w:rPr>
-        <w:t>service/</w:t>
-      </w:r>
-      <w:r>
-        <w:t>：</w:t>
-      </w:r>
-      <w:r>
-        <w:t>UserService</w:t>
-      </w:r>
-      <w:r>
-        <w:t>、</w:t>
-      </w:r>
-      <w:r>
-        <w:t>FootprintService</w:t>
-      </w:r>
-      <w:r>
-        <w:t>、</w:t>
-      </w:r>
-      <w:r>
-        <w:t>ServiceService</w:t>
-      </w:r>
+        <w:t>service/：UserService、GoodsService、CategoryService、CartService、OrderService、AuctionService、ExchangeService、AiService、ServiceService、FootprintService、AfterSaleService、CreditService</w:t>
+      </w:r>
+      <w:r/>
+      <w:r/>
+      <w:r/>
+      <w:r/>
+      <w:r/>
+      <w:r/>
     </w:p>
     <w:p>
       <w:pPr>
@@ -2385,32 +2388,16 @@
         <w:rPr>
           <w:rFonts w:ascii="Courier" w:hAnsi="Courier"/>
         </w:rPr>
-        <w:t>entity/</w:t>
-      </w:r>
-      <w:r>
-        <w:t>：</w:t>
-      </w:r>
-      <w:r>
-        <w:t>User</w:t>
-      </w:r>
-      <w:r>
-        <w:t>、</w:t>
-      </w:r>
-      <w:r>
-        <w:t>Footprint</w:t>
-      </w:r>
-      <w:r>
-        <w:t>、</w:t>
-      </w:r>
-      <w:r>
-        <w:t>ServiceItem</w:t>
-      </w:r>
-      <w:r>
-        <w:t>、</w:t>
-      </w:r>
-      <w:r>
-        <w:t>ServiceOrder</w:t>
-      </w:r>
+        <w:t>entity/：User、Goods、Category、CartItem、Order、OrderItem、AuctionGoods、AuctionBid、ExchangeGoods、ExchangeApply、ServiceItem、ServiceOrder、Footprint、AfterSale、CreditRecord</w:t>
+      </w:r>
+      <w:r/>
+      <w:r/>
+      <w:r/>
+      <w:r/>
+      <w:r/>
+      <w:r/>
+      <w:r/>
+      <w:r/>
     </w:p>
     <w:p>
       <w:pPr>
@@ -3659,6 +3646,146 @@
           <w:lang w:eastAsia="zh-CN"/>
         </w:rPr>
         <w:t>后置条件：订单状态更新为已取消。</w:t>
+      </w:r>
+    </w:p>
+    <w:p>
+      <w:r>
+        <w:t>后置条件：生成订单并进入支付流程。</w:t>
+      </w:r>
+    </w:p>
+    <w:p>
+      <w:r>
+        <w:t>主流程：1. 添加商品到购物车 POST /cart/add；2. 勾选商品结算；3. 调用 POST /order/create 生成订单（PENDING_PAY）；4. 调用 POST /order/pay 完成支付。</w:t>
+      </w:r>
+    </w:p>
+    <w:p>
+      <w:r>
+        <w:t>前置条件：已登录，购物车存在商品。</w:t>
+      </w:r>
+    </w:p>
+    <w:p>
+      <w:r>
+        <w:t>用例：购物车下单</w:t>
+      </w:r>
+    </w:p>
+    <w:p>
+      <w:r>
+        <w:t>后置条件：返回符合条件的商品列表。</w:t>
+      </w:r>
+    </w:p>
+    <w:p>
+      <w:r>
+        <w:t>主流程：1. 输入关键词，可选分类与排序；2. 调用 GET /goods/search；3. 后端按关键词模糊匹配、分类过滤、价格排序返回商品列表。</w:t>
+      </w:r>
+    </w:p>
+    <w:p>
+      <w:r>
+        <w:t>前置条件：无（公开接口）。</w:t>
+      </w:r>
+    </w:p>
+    <w:p>
+      <w:r>
+        <w:t>用例：搜索商品</w:t>
+      </w:r>
+    </w:p>
+    <w:p>
+      <w:r>
+        <w:t>后置条件：返回 AI 估价结果，前端自动回填表单。</w:t>
+      </w:r>
+    </w:p>
+    <w:p>
+      <w:r>
+        <w:t>主流程：1. 点击「AI 智能估价」；2. 调用 POST /ai/appraise 传入名称、成色、描述；3. 后端调用 DeepSeek 接口，返回建议价格、价格区间、优化标题与描述。</w:t>
+      </w:r>
+    </w:p>
+    <w:p>
+      <w:r>
+        <w:t>前置条件：发布页填写商品名称。</w:t>
+      </w:r>
+    </w:p>
+    <w:p>
+      <w:r>
+        <w:t>用例：AI 智能估价</w:t>
+      </w:r>
+    </w:p>
+    <w:p>
+      <w:r>
+        <w:t>后置条件：生成一条换物申请记录。</w:t>
+      </w:r>
+    </w:p>
+    <w:p>
+      <w:r>
+        <w:t>主流程：1. 点击「申请换物」填写留言；2. 调用 POST /exchange/apply；3. 后端校验不能申请自己的换物，保存申请记录（PENDING）。</w:t>
+      </w:r>
+    </w:p>
+    <w:p>
+      <w:r>
+        <w:t>前置条件：已登录且非本人发布的换物。</w:t>
+      </w:r>
+    </w:p>
+    <w:p>
+      <w:r>
+        <w:t>用例：申请换物</w:t>
+      </w:r>
+    </w:p>
+    <w:p>
+      <w:r>
+        <w:t>后置条件：生成一条换物记录。</w:t>
+      </w:r>
+    </w:p>
+    <w:p>
+      <w:r>
+        <w:t>主流程：1. 填写换出物品、想换物品、位置；2. 调用 POST /exchange/publish；3. 后端自动补充发布者昵称并保存，状态 ONGOING。</w:t>
+      </w:r>
+    </w:p>
+    <w:p>
+      <w:r>
+        <w:t>前置条件：已登录。</w:t>
+      </w:r>
+    </w:p>
+    <w:p>
+      <w:r>
+        <w:t>用例：发布换物</w:t>
+      </w:r>
+    </w:p>
+    <w:p>
+      <w:r>
+        <w:t>后置条件：当前价更新，新增一条出价记录。</w:t>
+      </w:r>
+    </w:p>
+    <w:p>
+      <w:r>
+        <w:t>主流程：1. 点击「出价」输入金额；2. 调用 POST /auction/bid；3. 后端校验出价高于当前价、未到期，更新当前价与出价次数并写入出价记录。</w:t>
+      </w:r>
+    </w:p>
+    <w:p>
+      <w:r>
+        <w:t>前置条件：拍卖状态为 ONGOING 且未到期。</w:t>
+      </w:r>
+    </w:p>
+    <w:p>
+      <w:r>
+        <w:t>用例：参与拍卖出价</w:t>
+      </w:r>
+    </w:p>
+    <w:p>
+      <w:r>
+        <w:t>后置条件：生成一条拍卖商品记录。</w:t>
+      </w:r>
+    </w:p>
+    <w:p>
+      <w:r>
+        <w:t>主流程：1. 填写拍卖品名称、图片、起拍价、结束时间；2. 点击「发布」，调用 POST /auction/publish；3. 后端校验名称与起拍价并保存，初始状态 ONGOING、当前价=起拍价。</w:t>
+      </w:r>
+    </w:p>
+    <w:p>
+      <w:r>
+        <w:t>前置条件：已登录，进入「拍卖」Tab。</w:t>
+      </w:r>
+    </w:p>
+    <w:p>
+      <w:r>
+        <w:t>用例：发布拍卖品</w:t>
       </w:r>
     </w:p>
     <w:p>
@@ -4211,6 +4338,1064 @@
           </w:p>
         </w:tc>
       </w:tr>
+      <w:tr>
+        <w:tc>
+          <w:tcPr>
+            <w:tcW w:type="dxa" w:w="2162"/>
+          </w:tcPr>
+          <w:p>
+            <w:r/>
+            <w:r>
+              <w:t>Goods</w:t>
+            </w:r>
+          </w:p>
+        </w:tc>
+        <w:tc>
+          <w:tcPr>
+            <w:tcW w:type="dxa" w:w="1094"/>
+          </w:tcPr>
+          <w:p>
+            <w:r/>
+            <w:r>
+              <w:t>Entity</w:t>
+            </w:r>
+          </w:p>
+        </w:tc>
+        <w:tc>
+          <w:tcPr>
+            <w:tcW w:type="dxa" w:w="3939"/>
+          </w:tcPr>
+          <w:p>
+            <w:r/>
+            <w:r>
+              <w:t>id, name, price, image, quality, description, categoryId, enabled, userId, sellerName, sellerCredit, lowCredit</w:t>
+            </w:r>
+          </w:p>
+        </w:tc>
+        <w:tc>
+          <w:tcPr>
+            <w:tcW w:type="dxa" w:w="1661"/>
+          </w:tcPr>
+          <w:p>
+            <w:r/>
+            <w:r>
+              <w:t>商品（表 t_goods）</w:t>
+            </w:r>
+          </w:p>
+        </w:tc>
+      </w:tr>
+      <w:tr>
+        <w:tc>
+          <w:tcPr>
+            <w:tcW w:type="dxa" w:w="2162"/>
+          </w:tcPr>
+          <w:p>
+            <w:r/>
+            <w:r>
+              <w:t>Category</w:t>
+            </w:r>
+          </w:p>
+        </w:tc>
+        <w:tc>
+          <w:tcPr>
+            <w:tcW w:type="dxa" w:w="1094"/>
+          </w:tcPr>
+          <w:p>
+            <w:r/>
+            <w:r>
+              <w:t>Entity</w:t>
+            </w:r>
+          </w:p>
+        </w:tc>
+        <w:tc>
+          <w:tcPr>
+            <w:tcW w:type="dxa" w:w="3939"/>
+          </w:tcPr>
+          <w:p>
+            <w:r/>
+            <w:r>
+              <w:t>id, code(唯一), name, icon, sort</w:t>
+            </w:r>
+          </w:p>
+        </w:tc>
+        <w:tc>
+          <w:tcPr>
+            <w:tcW w:type="dxa" w:w="1661"/>
+          </w:tcPr>
+          <w:p>
+            <w:r/>
+            <w:r>
+              <w:t>商品分类（表 t_category）</w:t>
+            </w:r>
+          </w:p>
+        </w:tc>
+      </w:tr>
+      <w:tr>
+        <w:tc>
+          <w:tcPr>
+            <w:tcW w:type="dxa" w:w="2162"/>
+          </w:tcPr>
+          <w:p>
+            <w:r/>
+            <w:r>
+              <w:t>CartItem</w:t>
+            </w:r>
+          </w:p>
+        </w:tc>
+        <w:tc>
+          <w:tcPr>
+            <w:tcW w:type="dxa" w:w="1094"/>
+          </w:tcPr>
+          <w:p>
+            <w:r/>
+            <w:r>
+              <w:t>Entity</w:t>
+            </w:r>
+          </w:p>
+        </w:tc>
+        <w:tc>
+          <w:tcPr>
+            <w:tcW w:type="dxa" w:w="3939"/>
+          </w:tcPr>
+          <w:p>
+            <w:r/>
+            <w:r>
+              <w:t>id, userId, goodsId, name, price, image, count, selected</w:t>
+            </w:r>
+          </w:p>
+        </w:tc>
+        <w:tc>
+          <w:tcPr>
+            <w:tcW w:type="dxa" w:w="1661"/>
+          </w:tcPr>
+          <w:p>
+            <w:r/>
+            <w:r>
+              <w:t>购物车条目（表 t_cart_item）</w:t>
+            </w:r>
+          </w:p>
+        </w:tc>
+      </w:tr>
+      <w:tr>
+        <w:tc>
+          <w:tcPr>
+            <w:tcW w:type="dxa" w:w="2162"/>
+          </w:tcPr>
+          <w:p>
+            <w:r/>
+            <w:r>
+              <w:t>Order</w:t>
+            </w:r>
+          </w:p>
+        </w:tc>
+        <w:tc>
+          <w:tcPr>
+            <w:tcW w:type="dxa" w:w="1094"/>
+          </w:tcPr>
+          <w:p>
+            <w:r/>
+            <w:r>
+              <w:t>Entity</w:t>
+            </w:r>
+          </w:p>
+        </w:tc>
+        <w:tc>
+          <w:tcPr>
+            <w:tcW w:type="dxa" w:w="3939"/>
+          </w:tcPr>
+          <w:p>
+            <w:r/>
+            <w:r>
+              <w:t>id, userId, orderNo, totalPrice, status, payMethod, createTime, payTime</w:t>
+            </w:r>
+          </w:p>
+        </w:tc>
+        <w:tc>
+          <w:tcPr>
+            <w:tcW w:type="dxa" w:w="1661"/>
+          </w:tcPr>
+          <w:p>
+            <w:r/>
+            <w:r>
+              <w:t>订单（表 t_order）</w:t>
+            </w:r>
+          </w:p>
+        </w:tc>
+      </w:tr>
+      <w:tr>
+        <w:tc>
+          <w:tcPr>
+            <w:tcW w:type="dxa" w:w="2162"/>
+          </w:tcPr>
+          <w:p>
+            <w:r/>
+            <w:r>
+              <w:t>OrderItem</w:t>
+            </w:r>
+          </w:p>
+        </w:tc>
+        <w:tc>
+          <w:tcPr>
+            <w:tcW w:type="dxa" w:w="1094"/>
+          </w:tcPr>
+          <w:p>
+            <w:r/>
+            <w:r>
+              <w:t>Entity</w:t>
+            </w:r>
+          </w:p>
+        </w:tc>
+        <w:tc>
+          <w:tcPr>
+            <w:tcW w:type="dxa" w:w="3939"/>
+          </w:tcPr>
+          <w:p>
+            <w:r/>
+            <w:r>
+              <w:t>id, orderId, goodsId, name, price, image, count</w:t>
+            </w:r>
+          </w:p>
+        </w:tc>
+        <w:tc>
+          <w:tcPr>
+            <w:tcW w:type="dxa" w:w="1661"/>
+          </w:tcPr>
+          <w:p>
+            <w:r/>
+            <w:r>
+              <w:t>订单商品项（表 t_order_item）</w:t>
+            </w:r>
+          </w:p>
+        </w:tc>
+      </w:tr>
+      <w:tr>
+        <w:tc>
+          <w:tcPr>
+            <w:tcW w:type="dxa" w:w="2162"/>
+          </w:tcPr>
+          <w:p>
+            <w:r/>
+            <w:r>
+              <w:t>AuctionGoods</w:t>
+            </w:r>
+          </w:p>
+        </w:tc>
+        <w:tc>
+          <w:tcPr>
+            <w:tcW w:type="dxa" w:w="1094"/>
+          </w:tcPr>
+          <w:p>
+            <w:r/>
+            <w:r>
+              <w:t>Entity</w:t>
+            </w:r>
+          </w:p>
+        </w:tc>
+        <w:tc>
+          <w:tcPr>
+            <w:tcW w:type="dxa" w:w="3939"/>
+          </w:tcPr>
+          <w:p>
+            <w:r/>
+            <w:r>
+              <w:t>id, name, image, startPrice, currentPrice, bidCount, endTime, status, userId</w:t>
+            </w:r>
+          </w:p>
+        </w:tc>
+        <w:tc>
+          <w:tcPr>
+            <w:tcW w:type="dxa" w:w="1661"/>
+          </w:tcPr>
+          <w:p>
+            <w:r/>
+            <w:r>
+              <w:t>拍卖商品（表 t_auction_goods）</w:t>
+            </w:r>
+          </w:p>
+        </w:tc>
+      </w:tr>
+      <w:tr>
+        <w:tc>
+          <w:tcPr>
+            <w:tcW w:type="dxa" w:w="2162"/>
+          </w:tcPr>
+          <w:p>
+            <w:r/>
+            <w:r>
+              <w:t>AuctionBid</w:t>
+            </w:r>
+          </w:p>
+        </w:tc>
+        <w:tc>
+          <w:tcPr>
+            <w:tcW w:type="dxa" w:w="1094"/>
+          </w:tcPr>
+          <w:p>
+            <w:r/>
+            <w:r>
+              <w:t>Entity</w:t>
+            </w:r>
+          </w:p>
+        </w:tc>
+        <w:tc>
+          <w:tcPr>
+            <w:tcW w:type="dxa" w:w="3939"/>
+          </w:tcPr>
+          <w:p>
+            <w:r/>
+            <w:r>
+              <w:t>id, auctionId, userId, price, createTime</w:t>
+            </w:r>
+          </w:p>
+        </w:tc>
+        <w:tc>
+          <w:tcPr>
+            <w:tcW w:type="dxa" w:w="1661"/>
+          </w:tcPr>
+          <w:p>
+            <w:r/>
+            <w:r>
+              <w:t>拍卖出价（表 t_auction_bid）</w:t>
+            </w:r>
+          </w:p>
+        </w:tc>
+      </w:tr>
+      <w:tr>
+        <w:tc>
+          <w:tcPr>
+            <w:tcW w:type="dxa" w:w="2162"/>
+          </w:tcPr>
+          <w:p>
+            <w:r/>
+            <w:r>
+              <w:t>ExchangeGoods</w:t>
+            </w:r>
+          </w:p>
+        </w:tc>
+        <w:tc>
+          <w:tcPr>
+            <w:tcW w:type="dxa" w:w="1094"/>
+          </w:tcPr>
+          <w:p>
+            <w:r/>
+            <w:r>
+              <w:t>Entity</w:t>
+            </w:r>
+          </w:p>
+        </w:tc>
+        <w:tc>
+          <w:tcPr>
+            <w:tcW w:type="dxa" w:w="3939"/>
+          </w:tcPr>
+          <w:p>
+            <w:r/>
+            <w:r>
+              <w:t>id, name, wantName, image, owner, location, status, userId</w:t>
+            </w:r>
+          </w:p>
+        </w:tc>
+        <w:tc>
+          <w:tcPr>
+            <w:tcW w:type="dxa" w:w="1661"/>
+          </w:tcPr>
+          <w:p>
+            <w:r/>
+            <w:r>
+              <w:t>换物商品（表 t_exchange_goods）</w:t>
+            </w:r>
+          </w:p>
+        </w:tc>
+      </w:tr>
+      <w:tr>
+        <w:tc>
+          <w:tcPr>
+            <w:tcW w:type="dxa" w:w="2162"/>
+          </w:tcPr>
+          <w:p>
+            <w:r/>
+            <w:r>
+              <w:t>ExchangeApply</w:t>
+            </w:r>
+          </w:p>
+        </w:tc>
+        <w:tc>
+          <w:tcPr>
+            <w:tcW w:type="dxa" w:w="1094"/>
+          </w:tcPr>
+          <w:p>
+            <w:r/>
+            <w:r>
+              <w:t>Entity</w:t>
+            </w:r>
+          </w:p>
+        </w:tc>
+        <w:tc>
+          <w:tcPr>
+            <w:tcW w:type="dxa" w:w="3939"/>
+          </w:tcPr>
+          <w:p>
+            <w:r/>
+            <w:r>
+              <w:t>id, exchangeId, userId, message, createTime, status</w:t>
+            </w:r>
+          </w:p>
+        </w:tc>
+        <w:tc>
+          <w:tcPr>
+            <w:tcW w:type="dxa" w:w="1661"/>
+          </w:tcPr>
+          <w:p>
+            <w:r/>
+            <w:r>
+              <w:t>换物申请（表 t_exchange_apply）</w:t>
+            </w:r>
+          </w:p>
+        </w:tc>
+      </w:tr>
+      <w:tr>
+        <w:tc>
+          <w:tcPr>
+            <w:tcW w:type="dxa" w:w="2162"/>
+          </w:tcPr>
+          <w:p>
+            <w:r/>
+            <w:r>
+              <w:t>AfterSale</w:t>
+            </w:r>
+          </w:p>
+        </w:tc>
+        <w:tc>
+          <w:tcPr>
+            <w:tcW w:type="dxa" w:w="1094"/>
+          </w:tcPr>
+          <w:p>
+            <w:r/>
+            <w:r>
+              <w:t>Entity</w:t>
+            </w:r>
+          </w:p>
+        </w:tc>
+        <w:tc>
+          <w:tcPr>
+            <w:tcW w:type="dxa" w:w="3939"/>
+          </w:tcPr>
+          <w:p>
+            <w:r/>
+            <w:r>
+              <w:t>id, orderId, orderNo, totalPrice, userId, username, reason, status, previousStatus, applyTime, handleTime, adminRemark</w:t>
+            </w:r>
+          </w:p>
+        </w:tc>
+        <w:tc>
+          <w:tcPr>
+            <w:tcW w:type="dxa" w:w="1661"/>
+          </w:tcPr>
+          <w:p>
+            <w:r/>
+            <w:r>
+              <w:t>售后申请（表 t_after_sale）</w:t>
+            </w:r>
+          </w:p>
+        </w:tc>
+      </w:tr>
+      <w:tr>
+        <w:tc>
+          <w:tcPr>
+            <w:tcW w:type="dxa" w:w="2162"/>
+          </w:tcPr>
+          <w:p>
+            <w:r/>
+            <w:r>
+              <w:t>CreditRecord</w:t>
+            </w:r>
+          </w:p>
+        </w:tc>
+        <w:tc>
+          <w:tcPr>
+            <w:tcW w:type="dxa" w:w="1094"/>
+          </w:tcPr>
+          <w:p>
+            <w:r/>
+            <w:r>
+              <w:t>Entity</w:t>
+            </w:r>
+          </w:p>
+        </w:tc>
+        <w:tc>
+          <w:tcPr>
+            <w:tcW w:type="dxa" w:w="3939"/>
+          </w:tcPr>
+          <w:p>
+            <w:r/>
+            <w:r>
+              <w:t>id, userId, username, delta, scoreBefore, scoreAfter, reason, source, operator, createTime</w:t>
+            </w:r>
+          </w:p>
+        </w:tc>
+        <w:tc>
+          <w:tcPr>
+            <w:tcW w:type="dxa" w:w="1661"/>
+          </w:tcPr>
+          <w:p>
+            <w:r/>
+            <w:r>
+              <w:t>信用记录（表 t_credit_record）</w:t>
+            </w:r>
+          </w:p>
+        </w:tc>
+      </w:tr>
+      <w:tr>
+        <w:tc>
+          <w:tcPr>
+            <w:tcW w:type="dxa" w:w="2162"/>
+          </w:tcPr>
+          <w:p>
+            <w:r/>
+            <w:r>
+              <w:t>GoodsService</w:t>
+            </w:r>
+          </w:p>
+        </w:tc>
+        <w:tc>
+          <w:tcPr>
+            <w:tcW w:type="dxa" w:w="1094"/>
+          </w:tcPr>
+          <w:p>
+            <w:r/>
+            <w:r>
+              <w:t>Service</w:t>
+            </w:r>
+          </w:p>
+        </w:tc>
+        <w:tc>
+          <w:tcPr>
+            <w:tcW w:type="dxa" w:w="3939"/>
+          </w:tcPr>
+          <w:p>
+            <w:r/>
+            <w:r>
+              <w:t>list()、detail()、publish()、search()</w:t>
+            </w:r>
+          </w:p>
+        </w:tc>
+        <w:tc>
+          <w:tcPr>
+            <w:tcW w:type="dxa" w:w="1661"/>
+          </w:tcPr>
+          <w:p>
+            <w:r/>
+            <w:r>
+              <w:t>商品业务：发布、详情、搜索</w:t>
+            </w:r>
+          </w:p>
+        </w:tc>
+      </w:tr>
+      <w:tr>
+        <w:tc>
+          <w:tcPr>
+            <w:tcW w:type="dxa" w:w="2162"/>
+          </w:tcPr>
+          <w:p>
+            <w:r/>
+            <w:r>
+              <w:t>CartService / OrderService</w:t>
+            </w:r>
+          </w:p>
+        </w:tc>
+        <w:tc>
+          <w:tcPr>
+            <w:tcW w:type="dxa" w:w="1094"/>
+          </w:tcPr>
+          <w:p>
+            <w:r/>
+            <w:r>
+              <w:t>Service</w:t>
+            </w:r>
+          </w:p>
+        </w:tc>
+        <w:tc>
+          <w:tcPr>
+            <w:tcW w:type="dxa" w:w="3939"/>
+          </w:tcPr>
+          <w:p>
+            <w:r/>
+            <w:r>
+              <w:t>add()、list()、create()、pay()、confirm()、cancel()</w:t>
+            </w:r>
+          </w:p>
+        </w:tc>
+        <w:tc>
+          <w:tcPr>
+            <w:tcW w:type="dxa" w:w="1661"/>
+          </w:tcPr>
+          <w:p>
+            <w:r/>
+            <w:r>
+              <w:t>购物车与订单业务</w:t>
+            </w:r>
+          </w:p>
+        </w:tc>
+      </w:tr>
+      <w:tr>
+        <w:tc>
+          <w:tcPr>
+            <w:tcW w:type="dxa" w:w="2162"/>
+          </w:tcPr>
+          <w:p>
+            <w:r/>
+            <w:r>
+              <w:t>AuctionService</w:t>
+            </w:r>
+          </w:p>
+        </w:tc>
+        <w:tc>
+          <w:tcPr>
+            <w:tcW w:type="dxa" w:w="1094"/>
+          </w:tcPr>
+          <w:p>
+            <w:r/>
+            <w:r>
+              <w:t>Service</w:t>
+            </w:r>
+          </w:p>
+        </w:tc>
+        <w:tc>
+          <w:tcPr>
+            <w:tcW w:type="dxa" w:w="3939"/>
+          </w:tcPr>
+          <w:p>
+            <w:r/>
+            <w:r>
+              <w:t>listOngoing()、publish()、bid()、myAuctions()、myBids()</w:t>
+            </w:r>
+          </w:p>
+        </w:tc>
+        <w:tc>
+          <w:tcPr>
+            <w:tcW w:type="dxa" w:w="1661"/>
+          </w:tcPr>
+          <w:p>
+            <w:r/>
+            <w:r>
+              <w:t>拍卖业务：到期自动结束、出价校验</w:t>
+            </w:r>
+          </w:p>
+        </w:tc>
+      </w:tr>
+      <w:tr>
+        <w:tc>
+          <w:tcPr>
+            <w:tcW w:type="dxa" w:w="2162"/>
+          </w:tcPr>
+          <w:p>
+            <w:r/>
+            <w:r>
+              <w:t>ExchangeService</w:t>
+            </w:r>
+          </w:p>
+        </w:tc>
+        <w:tc>
+          <w:tcPr>
+            <w:tcW w:type="dxa" w:w="1094"/>
+          </w:tcPr>
+          <w:p>
+            <w:r/>
+            <w:r>
+              <w:t>Service</w:t>
+            </w:r>
+          </w:p>
+        </w:tc>
+        <w:tc>
+          <w:tcPr>
+            <w:tcW w:type="dxa" w:w="3939"/>
+          </w:tcPr>
+          <w:p>
+            <w:r/>
+            <w:r>
+              <w:t>listOngoing()、publish()、apply()、myPublished()、myApplies()</w:t>
+            </w:r>
+          </w:p>
+        </w:tc>
+        <w:tc>
+          <w:tcPr>
+            <w:tcW w:type="dxa" w:w="1661"/>
+          </w:tcPr>
+          <w:p>
+            <w:r/>
+            <w:r>
+              <w:t>换物业务：发布、申请、我的换物</w:t>
+            </w:r>
+          </w:p>
+        </w:tc>
+      </w:tr>
+      <w:tr>
+        <w:tc>
+          <w:tcPr>
+            <w:tcW w:type="dxa" w:w="2162"/>
+          </w:tcPr>
+          <w:p>
+            <w:r/>
+            <w:r>
+              <w:t>AiService</w:t>
+            </w:r>
+          </w:p>
+        </w:tc>
+        <w:tc>
+          <w:tcPr>
+            <w:tcW w:type="dxa" w:w="1094"/>
+          </w:tcPr>
+          <w:p>
+            <w:r/>
+            <w:r>
+              <w:t>Service</w:t>
+            </w:r>
+          </w:p>
+        </w:tc>
+        <w:tc>
+          <w:tcPr>
+            <w:tcW w:type="dxa" w:w="3939"/>
+          </w:tcPr>
+          <w:p>
+            <w:r/>
+            <w:r>
+              <w:t>appraise(name, description, quality)</w:t>
+            </w:r>
+          </w:p>
+        </w:tc>
+        <w:tc>
+          <w:tcPr>
+            <w:tcW w:type="dxa" w:w="1661"/>
+          </w:tcPr>
+          <w:p>
+            <w:r/>
+            <w:r>
+              <w:t>AI 智能估价：调用 DeepSeek 接口</w:t>
+            </w:r>
+          </w:p>
+        </w:tc>
+      </w:tr>
+      <w:tr>
+        <w:tc>
+          <w:tcPr>
+            <w:tcW w:type="dxa" w:w="2162"/>
+          </w:tcPr>
+          <w:p>
+            <w:r/>
+            <w:r>
+              <w:t>AfterSaleService / CreditService</w:t>
+            </w:r>
+          </w:p>
+        </w:tc>
+        <w:tc>
+          <w:tcPr>
+            <w:tcW w:type="dxa" w:w="1094"/>
+          </w:tcPr>
+          <w:p>
+            <w:r/>
+            <w:r>
+              <w:t>Service</w:t>
+            </w:r>
+          </w:p>
+        </w:tc>
+        <w:tc>
+          <w:tcPr>
+            <w:tcW w:type="dxa" w:w="3939"/>
+          </w:tcPr>
+          <w:p>
+            <w:r/>
+            <w:r>
+              <w:t>apply()、my()、handle()、setCredit()、records()</w:t>
+            </w:r>
+          </w:p>
+        </w:tc>
+        <w:tc>
+          <w:tcPr>
+            <w:tcW w:type="dxa" w:w="1661"/>
+          </w:tcPr>
+          <w:p>
+            <w:r/>
+            <w:r>
+              <w:t>售后与信用业务</w:t>
+            </w:r>
+          </w:p>
+        </w:tc>
+      </w:tr>
+      <w:tr>
+        <w:tc>
+          <w:tcPr>
+            <w:tcW w:type="dxa" w:w="2162"/>
+          </w:tcPr>
+          <w:p>
+            <w:r/>
+            <w:r>
+              <w:t>GoodsController</w:t>
+            </w:r>
+          </w:p>
+        </w:tc>
+        <w:tc>
+          <w:tcPr>
+            <w:tcW w:type="dxa" w:w="1094"/>
+          </w:tcPr>
+          <w:p>
+            <w:r/>
+            <w:r>
+              <w:t>Controller</w:t>
+            </w:r>
+          </w:p>
+        </w:tc>
+        <w:tc>
+          <w:tcPr>
+            <w:tcW w:type="dxa" w:w="3939"/>
+          </w:tcPr>
+          <w:p>
+            <w:r/>
+            <w:r>
+              <w:t>GET /goods/list、GET /goods/detail、GET /goods/search、POST /goods/publish</w:t>
+            </w:r>
+          </w:p>
+        </w:tc>
+        <w:tc>
+          <w:tcPr>
+            <w:tcW w:type="dxa" w:w="1661"/>
+          </w:tcPr>
+          <w:p>
+            <w:r/>
+            <w:r>
+              <w:t>商品模块 REST 接口</w:t>
+            </w:r>
+          </w:p>
+        </w:tc>
+      </w:tr>
+      <w:tr>
+        <w:tc>
+          <w:tcPr>
+            <w:tcW w:type="dxa" w:w="2162"/>
+          </w:tcPr>
+          <w:p>
+            <w:r/>
+            <w:r>
+              <w:t>CartController / OrderController</w:t>
+            </w:r>
+          </w:p>
+        </w:tc>
+        <w:tc>
+          <w:tcPr>
+            <w:tcW w:type="dxa" w:w="1094"/>
+          </w:tcPr>
+          <w:p>
+            <w:r/>
+            <w:r>
+              <w:t>Controller</w:t>
+            </w:r>
+          </w:p>
+        </w:tc>
+        <w:tc>
+          <w:tcPr>
+            <w:tcW w:type="dxa" w:w="3939"/>
+          </w:tcPr>
+          <w:p>
+            <w:r/>
+            <w:r>
+              <w:t>POST /cart/add、GET /cart/list、POST /order/create、POST /order/pay、GET /order/list</w:t>
+            </w:r>
+          </w:p>
+        </w:tc>
+        <w:tc>
+          <w:tcPr>
+            <w:tcW w:type="dxa" w:w="1661"/>
+          </w:tcPr>
+          <w:p>
+            <w:r/>
+            <w:r>
+              <w:t>购物车/订单 REST 接口</w:t>
+            </w:r>
+          </w:p>
+        </w:tc>
+      </w:tr>
+      <w:tr>
+        <w:tc>
+          <w:tcPr>
+            <w:tcW w:type="dxa" w:w="2162"/>
+          </w:tcPr>
+          <w:p>
+            <w:r/>
+            <w:r>
+              <w:t>AuctionController</w:t>
+            </w:r>
+          </w:p>
+        </w:tc>
+        <w:tc>
+          <w:tcPr>
+            <w:tcW w:type="dxa" w:w="1094"/>
+          </w:tcPr>
+          <w:p>
+            <w:r/>
+            <w:r>
+              <w:t>Controller</w:t>
+            </w:r>
+          </w:p>
+        </w:tc>
+        <w:tc>
+          <w:tcPr>
+            <w:tcW w:type="dxa" w:w="3939"/>
+          </w:tcPr>
+          <w:p>
+            <w:r/>
+            <w:r>
+              <w:t>GET /auction/list、POST /auction/publish、POST /auction/bid、GET /auction/mine</w:t>
+            </w:r>
+          </w:p>
+        </w:tc>
+        <w:tc>
+          <w:tcPr>
+            <w:tcW w:type="dxa" w:w="1661"/>
+          </w:tcPr>
+          <w:p>
+            <w:r/>
+            <w:r>
+              <w:t>拍卖模块 REST 接口</w:t>
+            </w:r>
+          </w:p>
+        </w:tc>
+      </w:tr>
+      <w:tr>
+        <w:tc>
+          <w:tcPr>
+            <w:tcW w:type="dxa" w:w="2162"/>
+          </w:tcPr>
+          <w:p>
+            <w:r/>
+            <w:r>
+              <w:t>ExchangeController</w:t>
+            </w:r>
+          </w:p>
+        </w:tc>
+        <w:tc>
+          <w:tcPr>
+            <w:tcW w:type="dxa" w:w="1094"/>
+          </w:tcPr>
+          <w:p>
+            <w:r/>
+            <w:r>
+              <w:t>Controller</w:t>
+            </w:r>
+          </w:p>
+        </w:tc>
+        <w:tc>
+          <w:tcPr>
+            <w:tcW w:type="dxa" w:w="3939"/>
+          </w:tcPr>
+          <w:p>
+            <w:r/>
+            <w:r>
+              <w:t>GET /exchange/list、POST /exchange/publish、POST /exchange/apply、GET /exchange/mine</w:t>
+            </w:r>
+          </w:p>
+        </w:tc>
+        <w:tc>
+          <w:tcPr>
+            <w:tcW w:type="dxa" w:w="1661"/>
+          </w:tcPr>
+          <w:p>
+            <w:r/>
+            <w:r>
+              <w:t>换物模块 REST 接口</w:t>
+            </w:r>
+          </w:p>
+        </w:tc>
+      </w:tr>
+      <w:tr>
+        <w:tc>
+          <w:tcPr>
+            <w:tcW w:type="dxa" w:w="2162"/>
+          </w:tcPr>
+          <w:p>
+            <w:r/>
+            <w:r>
+              <w:t>AiController</w:t>
+            </w:r>
+          </w:p>
+        </w:tc>
+        <w:tc>
+          <w:tcPr>
+            <w:tcW w:type="dxa" w:w="1094"/>
+          </w:tcPr>
+          <w:p>
+            <w:r/>
+            <w:r>
+              <w:t>Controller</w:t>
+            </w:r>
+          </w:p>
+        </w:tc>
+        <w:tc>
+          <w:tcPr>
+            <w:tcW w:type="dxa" w:w="3939"/>
+          </w:tcPr>
+          <w:p>
+            <w:r/>
+            <w:r>
+              <w:t>POST /ai/appraise</w:t>
+            </w:r>
+          </w:p>
+        </w:tc>
+        <w:tc>
+          <w:tcPr>
+            <w:tcW w:type="dxa" w:w="1661"/>
+          </w:tcPr>
+          <w:p>
+            <w:r/>
+            <w:r>
+              <w:t>AI 估价 REST 接口</w:t>
+            </w:r>
+          </w:p>
+        </w:tc>
+      </w:tr>
+      <w:tr>
+        <w:tc>
+          <w:tcPr>
+            <w:tcW w:type="dxa" w:w="2162"/>
+          </w:tcPr>
+          <w:p>
+            <w:r/>
+            <w:r>
+              <w:t>AfterSaleController / AdminController</w:t>
+            </w:r>
+          </w:p>
+        </w:tc>
+        <w:tc>
+          <w:tcPr>
+            <w:tcW w:type="dxa" w:w="1094"/>
+          </w:tcPr>
+          <w:p>
+            <w:r/>
+            <w:r>
+              <w:t>Controller</w:t>
+            </w:r>
+          </w:p>
+        </w:tc>
+        <w:tc>
+          <w:tcPr>
+            <w:tcW w:type="dxa" w:w="3939"/>
+          </w:tcPr>
+          <w:p>
+            <w:r/>
+            <w:r>
+              <w:t>POST /after-sale/apply、GET /after-sale/my、/admin/**</w:t>
+            </w:r>
+          </w:p>
+        </w:tc>
+        <w:tc>
+          <w:tcPr>
+            <w:tcW w:type="dxa" w:w="1661"/>
+          </w:tcPr>
+          <w:p>
+            <w:r/>
+            <w:r>
+              <w:t>售后与后台管理 REST 接口</w:t>
+            </w:r>
+          </w:p>
+        </w:tc>
+      </w:tr>
     </w:tbl>
     <w:p/>
     <w:p>
@@ -4541,6 +5726,328 @@
           </w:p>
         </w:tc>
       </w:tr>
+      <w:tr>
+        <w:tc>
+          <w:tcPr>
+            <w:tcW w:type="dxa" w:w="2151"/>
+          </w:tcPr>
+          <w:p>
+            <w:r/>
+            <w:r>
+              <w:t>GoodsApi / CategoryApi</w:t>
+            </w:r>
+          </w:p>
+        </w:tc>
+        <w:tc>
+          <w:tcPr>
+            <w:tcW w:type="dxa" w:w="2107"/>
+          </w:tcPr>
+          <w:p>
+            <w:r/>
+            <w:r>
+              <w:t>API</w:t>
+            </w:r>
+          </w:p>
+        </w:tc>
+        <w:tc>
+          <w:tcPr>
+            <w:tcW w:type="dxa" w:w="2495"/>
+          </w:tcPr>
+          <w:p>
+            <w:r/>
+            <w:r>
+              <w:t>list()、detail()、search()、publish()、list()</w:t>
+            </w:r>
+          </w:p>
+        </w:tc>
+        <w:tc>
+          <w:tcPr>
+            <w:tcW w:type="dxa" w:w="2103"/>
+          </w:tcPr>
+          <w:p>
+            <w:r/>
+            <w:r>
+              <w:t>商品/分类接口封装</w:t>
+            </w:r>
+          </w:p>
+        </w:tc>
+      </w:tr>
+      <w:tr>
+        <w:tc>
+          <w:tcPr>
+            <w:tcW w:type="dxa" w:w="2151"/>
+          </w:tcPr>
+          <w:p>
+            <w:r/>
+            <w:r>
+              <w:t>CartApi / OrderApi</w:t>
+            </w:r>
+          </w:p>
+        </w:tc>
+        <w:tc>
+          <w:tcPr>
+            <w:tcW w:type="dxa" w:w="2107"/>
+          </w:tcPr>
+          <w:p>
+            <w:r/>
+            <w:r>
+              <w:t>API</w:t>
+            </w:r>
+          </w:p>
+        </w:tc>
+        <w:tc>
+          <w:tcPr>
+            <w:tcW w:type="dxa" w:w="2495"/>
+          </w:tcPr>
+          <w:p>
+            <w:r/>
+            <w:r>
+              <w:t>add()、list()、update()、delete()、create()、pay()、list()</w:t>
+            </w:r>
+          </w:p>
+        </w:tc>
+        <w:tc>
+          <w:tcPr>
+            <w:tcW w:type="dxa" w:w="2103"/>
+          </w:tcPr>
+          <w:p>
+            <w:r/>
+            <w:r>
+              <w:t>购物车/订单接口封装</w:t>
+            </w:r>
+          </w:p>
+        </w:tc>
+      </w:tr>
+      <w:tr>
+        <w:tc>
+          <w:tcPr>
+            <w:tcW w:type="dxa" w:w="2151"/>
+          </w:tcPr>
+          <w:p>
+            <w:r/>
+            <w:r>
+              <w:t>AuctionApi</w:t>
+            </w:r>
+          </w:p>
+        </w:tc>
+        <w:tc>
+          <w:tcPr>
+            <w:tcW w:type="dxa" w:w="2107"/>
+          </w:tcPr>
+          <w:p>
+            <w:r/>
+            <w:r>
+              <w:t>API</w:t>
+            </w:r>
+          </w:p>
+        </w:tc>
+        <w:tc>
+          <w:tcPr>
+            <w:tcW w:type="dxa" w:w="2495"/>
+          </w:tcPr>
+          <w:p>
+            <w:r/>
+            <w:r>
+              <w:t>list()、publish()、bid()、mine()</w:t>
+            </w:r>
+          </w:p>
+        </w:tc>
+        <w:tc>
+          <w:tcPr>
+            <w:tcW w:type="dxa" w:w="2103"/>
+          </w:tcPr>
+          <w:p>
+            <w:r/>
+            <w:r>
+              <w:t>拍卖接口封装</w:t>
+            </w:r>
+          </w:p>
+        </w:tc>
+      </w:tr>
+      <w:tr>
+        <w:tc>
+          <w:tcPr>
+            <w:tcW w:type="dxa" w:w="2151"/>
+          </w:tcPr>
+          <w:p>
+            <w:r/>
+            <w:r>
+              <w:t>ExchangeApi</w:t>
+            </w:r>
+          </w:p>
+        </w:tc>
+        <w:tc>
+          <w:tcPr>
+            <w:tcW w:type="dxa" w:w="2107"/>
+          </w:tcPr>
+          <w:p>
+            <w:r/>
+            <w:r>
+              <w:t>API</w:t>
+            </w:r>
+          </w:p>
+        </w:tc>
+        <w:tc>
+          <w:tcPr>
+            <w:tcW w:type="dxa" w:w="2495"/>
+          </w:tcPr>
+          <w:p>
+            <w:r/>
+            <w:r>
+              <w:t>list()、publish()、apply()、mine()</w:t>
+            </w:r>
+          </w:p>
+        </w:tc>
+        <w:tc>
+          <w:tcPr>
+            <w:tcW w:type="dxa" w:w="2103"/>
+          </w:tcPr>
+          <w:p>
+            <w:r/>
+            <w:r>
+              <w:t>换物接口封装</w:t>
+            </w:r>
+          </w:p>
+        </w:tc>
+      </w:tr>
+      <w:tr>
+        <w:tc>
+          <w:tcPr>
+            <w:tcW w:type="dxa" w:w="2151"/>
+          </w:tcPr>
+          <w:p>
+            <w:r/>
+            <w:r>
+              <w:t>AiApi</w:t>
+            </w:r>
+          </w:p>
+        </w:tc>
+        <w:tc>
+          <w:tcPr>
+            <w:tcW w:type="dxa" w:w="2107"/>
+          </w:tcPr>
+          <w:p>
+            <w:r/>
+            <w:r>
+              <w:t>API</w:t>
+            </w:r>
+          </w:p>
+        </w:tc>
+        <w:tc>
+          <w:tcPr>
+            <w:tcW w:type="dxa" w:w="2495"/>
+          </w:tcPr>
+          <w:p>
+            <w:r/>
+            <w:r>
+              <w:t>appraise(name, description, quality)</w:t>
+            </w:r>
+          </w:p>
+        </w:tc>
+        <w:tc>
+          <w:tcPr>
+            <w:tcW w:type="dxa" w:w="2103"/>
+          </w:tcPr>
+          <w:p>
+            <w:r/>
+            <w:r>
+              <w:t>AI 估价接口封装</w:t>
+            </w:r>
+          </w:p>
+        </w:tc>
+      </w:tr>
+      <w:tr>
+        <w:tc>
+          <w:tcPr>
+            <w:tcW w:type="dxa" w:w="2151"/>
+          </w:tcPr>
+          <w:p>
+            <w:r/>
+            <w:r>
+              <w:t>GoodsItemModel / AuctionGoodsModel / ExchangeGoodsModel</w:t>
+            </w:r>
+          </w:p>
+        </w:tc>
+        <w:tc>
+          <w:tcPr>
+            <w:tcW w:type="dxa" w:w="2107"/>
+          </w:tcPr>
+          <w:p>
+            <w:r/>
+            <w:r>
+              <w:t>数据模型</w:t>
+            </w:r>
+          </w:p>
+        </w:tc>
+        <w:tc>
+          <w:tcPr>
+            <w:tcW w:type="dxa" w:w="2495"/>
+          </w:tcPr>
+          <w:p>
+            <w:r/>
+            <w:r>
+              <w:t>各模块数据模型接口</w:t>
+            </w:r>
+          </w:p>
+        </w:tc>
+        <w:tc>
+          <w:tcPr>
+            <w:tcW w:type="dxa" w:w="2103"/>
+          </w:tcPr>
+          <w:p>
+            <w:r/>
+            <w:r>
+              <w:t>商品/拍卖/换物数据模型</w:t>
+            </w:r>
+          </w:p>
+        </w:tc>
+      </w:tr>
+      <w:tr>
+        <w:tc>
+          <w:tcPr>
+            <w:tcW w:type="dxa" w:w="2151"/>
+          </w:tcPr>
+          <w:p>
+            <w:r/>
+            <w:r>
+              <w:t>GoodsDetail / SearchPage / Auction / Exchange</w:t>
+            </w:r>
+          </w:p>
+        </w:tc>
+        <w:tc>
+          <w:tcPr>
+            <w:tcW w:type="dxa" w:w="2107"/>
+          </w:tcPr>
+          <w:p>
+            <w:r/>
+            <w:r>
+              <w:t>页面组件</w:t>
+            </w:r>
+          </w:p>
+        </w:tc>
+        <w:tc>
+          <w:tcPr>
+            <w:tcW w:type="dxa" w:w="2495"/>
+          </w:tcPr>
+          <w:p>
+            <w:r/>
+            <w:r>
+              <w:t>状态、加载、提交、交互等</w:t>
+            </w:r>
+          </w:p>
+        </w:tc>
+        <w:tc>
+          <w:tcPr>
+            <w:tcW w:type="dxa" w:w="2103"/>
+          </w:tcPr>
+          <w:p>
+            <w:r/>
+            <w:r>
+              <w:t>商品详情/搜索/拍卖/换物页面</w:t>
+            </w:r>
+          </w:p>
+        </w:tc>
+      </w:tr>
     </w:tbl>
     <w:p/>
     <w:p>
@@ -4857,6 +6364,391 @@
           <w:p>
             <w:r>
               <w:t>id, userId, serviceId, serviceCode, serviceName, serviceIcon, contactName, contactPhone, address, appointmentTime, remark, status, createTime</w:t>
+            </w:r>
+          </w:p>
+        </w:tc>
+      </w:tr>
+      <w:tr>
+        <w:tc>
+          <w:tcPr>
+            <w:tcW w:type="dxa" w:w="2880"/>
+          </w:tcPr>
+          <w:p>
+            <w:r/>
+            <w:r>
+              <w:t>t_goods</w:t>
+            </w:r>
+          </w:p>
+        </w:tc>
+        <w:tc>
+          <w:tcPr>
+            <w:tcW w:type="dxa" w:w="2880"/>
+          </w:tcPr>
+          <w:p>
+            <w:r/>
+            <w:r>
+              <w:t>商品</w:t>
+            </w:r>
+          </w:p>
+        </w:tc>
+        <w:tc>
+          <w:tcPr>
+            <w:tcW w:type="dxa" w:w="2880"/>
+          </w:tcPr>
+          <w:p>
+            <w:r/>
+            <w:r>
+              <w:t>id, name, price, image, quality, description, categoryId, enabled, userId, sellerName, sellerCredit, lowCredit</w:t>
+            </w:r>
+          </w:p>
+        </w:tc>
+      </w:tr>
+      <w:tr>
+        <w:tc>
+          <w:tcPr>
+            <w:tcW w:type="dxa" w:w="2880"/>
+          </w:tcPr>
+          <w:p>
+            <w:r/>
+            <w:r>
+              <w:t>t_category</w:t>
+            </w:r>
+          </w:p>
+        </w:tc>
+        <w:tc>
+          <w:tcPr>
+            <w:tcW w:type="dxa" w:w="2880"/>
+          </w:tcPr>
+          <w:p>
+            <w:r/>
+            <w:r>
+              <w:t>商品分类</w:t>
+            </w:r>
+          </w:p>
+        </w:tc>
+        <w:tc>
+          <w:tcPr>
+            <w:tcW w:type="dxa" w:w="2880"/>
+          </w:tcPr>
+          <w:p>
+            <w:r/>
+            <w:r>
+              <w:t>id, code(唯一), name, icon, sort</w:t>
+            </w:r>
+          </w:p>
+        </w:tc>
+      </w:tr>
+      <w:tr>
+        <w:tc>
+          <w:tcPr>
+            <w:tcW w:type="dxa" w:w="2880"/>
+          </w:tcPr>
+          <w:p>
+            <w:r/>
+            <w:r>
+              <w:t>t_cart_item</w:t>
+            </w:r>
+          </w:p>
+        </w:tc>
+        <w:tc>
+          <w:tcPr>
+            <w:tcW w:type="dxa" w:w="2880"/>
+          </w:tcPr>
+          <w:p>
+            <w:r/>
+            <w:r>
+              <w:t>购物车条目</w:t>
+            </w:r>
+          </w:p>
+        </w:tc>
+        <w:tc>
+          <w:tcPr>
+            <w:tcW w:type="dxa" w:w="2880"/>
+          </w:tcPr>
+          <w:p>
+            <w:r/>
+            <w:r>
+              <w:t>id, userId, goodsId, name, price, image, count, selected</w:t>
+            </w:r>
+          </w:p>
+        </w:tc>
+      </w:tr>
+      <w:tr>
+        <w:tc>
+          <w:tcPr>
+            <w:tcW w:type="dxa" w:w="2880"/>
+          </w:tcPr>
+          <w:p>
+            <w:r/>
+            <w:r>
+              <w:t>t_order</w:t>
+            </w:r>
+          </w:p>
+        </w:tc>
+        <w:tc>
+          <w:tcPr>
+            <w:tcW w:type="dxa" w:w="2880"/>
+          </w:tcPr>
+          <w:p>
+            <w:r/>
+            <w:r>
+              <w:t>订单</w:t>
+            </w:r>
+          </w:p>
+        </w:tc>
+        <w:tc>
+          <w:tcPr>
+            <w:tcW w:type="dxa" w:w="2880"/>
+          </w:tcPr>
+          <w:p>
+            <w:r/>
+            <w:r>
+              <w:t>id, userId, orderNo, totalPrice, status, payMethod, createTime, payTime</w:t>
+            </w:r>
+          </w:p>
+        </w:tc>
+      </w:tr>
+      <w:tr>
+        <w:tc>
+          <w:tcPr>
+            <w:tcW w:type="dxa" w:w="2880"/>
+          </w:tcPr>
+          <w:p>
+            <w:r/>
+            <w:r>
+              <w:t>t_order_item</w:t>
+            </w:r>
+          </w:p>
+        </w:tc>
+        <w:tc>
+          <w:tcPr>
+            <w:tcW w:type="dxa" w:w="2880"/>
+          </w:tcPr>
+          <w:p>
+            <w:r/>
+            <w:r>
+              <w:t>订单商品项</w:t>
+            </w:r>
+          </w:p>
+        </w:tc>
+        <w:tc>
+          <w:tcPr>
+            <w:tcW w:type="dxa" w:w="2880"/>
+          </w:tcPr>
+          <w:p>
+            <w:r/>
+            <w:r>
+              <w:t>id, orderId, goodsId, name, price, image, count</w:t>
+            </w:r>
+          </w:p>
+        </w:tc>
+      </w:tr>
+      <w:tr>
+        <w:tc>
+          <w:tcPr>
+            <w:tcW w:type="dxa" w:w="2880"/>
+          </w:tcPr>
+          <w:p>
+            <w:r/>
+            <w:r>
+              <w:t>t_auction_goods</w:t>
+            </w:r>
+          </w:p>
+        </w:tc>
+        <w:tc>
+          <w:tcPr>
+            <w:tcW w:type="dxa" w:w="2880"/>
+          </w:tcPr>
+          <w:p>
+            <w:r/>
+            <w:r>
+              <w:t>拍卖商品</w:t>
+            </w:r>
+          </w:p>
+        </w:tc>
+        <w:tc>
+          <w:tcPr>
+            <w:tcW w:type="dxa" w:w="2880"/>
+          </w:tcPr>
+          <w:p>
+            <w:r/>
+            <w:r>
+              <w:t>id, name, image, startPrice, currentPrice, bidCount, endTime, status, userId</w:t>
+            </w:r>
+          </w:p>
+        </w:tc>
+      </w:tr>
+      <w:tr>
+        <w:tc>
+          <w:tcPr>
+            <w:tcW w:type="dxa" w:w="2880"/>
+          </w:tcPr>
+          <w:p>
+            <w:r/>
+            <w:r>
+              <w:t>t_auction_bid</w:t>
+            </w:r>
+          </w:p>
+        </w:tc>
+        <w:tc>
+          <w:tcPr>
+            <w:tcW w:type="dxa" w:w="2880"/>
+          </w:tcPr>
+          <w:p>
+            <w:r/>
+            <w:r>
+              <w:t>拍卖出价</w:t>
+            </w:r>
+          </w:p>
+        </w:tc>
+        <w:tc>
+          <w:tcPr>
+            <w:tcW w:type="dxa" w:w="2880"/>
+          </w:tcPr>
+          <w:p>
+            <w:r/>
+            <w:r>
+              <w:t>id, auctionId, userId, price, createTime</w:t>
+            </w:r>
+          </w:p>
+        </w:tc>
+      </w:tr>
+      <w:tr>
+        <w:tc>
+          <w:tcPr>
+            <w:tcW w:type="dxa" w:w="2880"/>
+          </w:tcPr>
+          <w:p>
+            <w:r/>
+            <w:r>
+              <w:t>t_exchange_goods</w:t>
+            </w:r>
+          </w:p>
+        </w:tc>
+        <w:tc>
+          <w:tcPr>
+            <w:tcW w:type="dxa" w:w="2880"/>
+          </w:tcPr>
+          <w:p>
+            <w:r/>
+            <w:r>
+              <w:t>换物商品</w:t>
+            </w:r>
+          </w:p>
+        </w:tc>
+        <w:tc>
+          <w:tcPr>
+            <w:tcW w:type="dxa" w:w="2880"/>
+          </w:tcPr>
+          <w:p>
+            <w:r/>
+            <w:r>
+              <w:t>id, name, wantName, image, owner, location, status, userId</w:t>
+            </w:r>
+          </w:p>
+        </w:tc>
+      </w:tr>
+      <w:tr>
+        <w:tc>
+          <w:tcPr>
+            <w:tcW w:type="dxa" w:w="2880"/>
+          </w:tcPr>
+          <w:p>
+            <w:r/>
+            <w:r>
+              <w:t>t_exchange_apply</w:t>
+            </w:r>
+          </w:p>
+        </w:tc>
+        <w:tc>
+          <w:tcPr>
+            <w:tcW w:type="dxa" w:w="2880"/>
+          </w:tcPr>
+          <w:p>
+            <w:r/>
+            <w:r>
+              <w:t>换物申请</w:t>
+            </w:r>
+          </w:p>
+        </w:tc>
+        <w:tc>
+          <w:tcPr>
+            <w:tcW w:type="dxa" w:w="2880"/>
+          </w:tcPr>
+          <w:p>
+            <w:r/>
+            <w:r>
+              <w:t>id, exchangeId, userId, message, createTime, status</w:t>
+            </w:r>
+          </w:p>
+        </w:tc>
+      </w:tr>
+      <w:tr>
+        <w:tc>
+          <w:tcPr>
+            <w:tcW w:type="dxa" w:w="2880"/>
+          </w:tcPr>
+          <w:p>
+            <w:r/>
+            <w:r>
+              <w:t>t_after_sale</w:t>
+            </w:r>
+          </w:p>
+        </w:tc>
+        <w:tc>
+          <w:tcPr>
+            <w:tcW w:type="dxa" w:w="2880"/>
+          </w:tcPr>
+          <w:p>
+            <w:r/>
+            <w:r>
+              <w:t>售后申请</w:t>
+            </w:r>
+          </w:p>
+        </w:tc>
+        <w:tc>
+          <w:tcPr>
+            <w:tcW w:type="dxa" w:w="2880"/>
+          </w:tcPr>
+          <w:p>
+            <w:r/>
+            <w:r>
+              <w:t>id, orderId, orderNo, totalPrice, userId, username, reason, status, previousStatus, applyTime, handleTime, adminRemark</w:t>
+            </w:r>
+          </w:p>
+        </w:tc>
+      </w:tr>
+      <w:tr>
+        <w:tc>
+          <w:tcPr>
+            <w:tcW w:type="dxa" w:w="2880"/>
+          </w:tcPr>
+          <w:p>
+            <w:r/>
+            <w:r>
+              <w:t>t_credit_record</w:t>
+            </w:r>
+          </w:p>
+        </w:tc>
+        <w:tc>
+          <w:tcPr>
+            <w:tcW w:type="dxa" w:w="2880"/>
+          </w:tcPr>
+          <w:p>
+            <w:r/>
+            <w:r>
+              <w:t>信用记录</w:t>
+            </w:r>
+          </w:p>
+        </w:tc>
+        <w:tc>
+          <w:tcPr>
+            <w:tcW w:type="dxa" w:w="2880"/>
+          </w:tcPr>
+          <w:p>
+            <w:r/>
+            <w:r>
+              <w:t>id, userId, username, delta, scoreBefore, scoreAfter, reason, source, operator, createTime</w:t>
             </w:r>
           </w:p>
         </w:tc>
